--- a/docs/projet-plateforme-location/questions-recap-a-envoyer.docx
+++ b/docs/projet-plateforme-location/questions-recap-a-envoyer.docx
@@ -58,7 +58,7 @@
       </w:pPr>
       <w:r>
         <w:rPr/>
-        <w:t>Montants fixes.</w:t>
+        <w:t>Montants fixes, identiques pour tous les sets : 4 jours = 10 €, 7 jours = 15 €, 15 jours = 25 €, 1 mois = 45 €.</w:t>
       </w:r>
     </w:p>
     <w:p>

--- a/docs/projet-plateforme-location/questions-recap-a-envoyer.docx
+++ b/docs/projet-plateforme-location/questions-recap-a-envoyer.docx
@@ -1120,7 +1120,6 @@
           <w:ilvl w:val="0"/>
           <w:numId w:val="12"/>
         </w:numPr>
-        <w:spacing w:before="0" w:after="200"/>
         <w:rPr/>
       </w:pPr>
       <w:r>
@@ -1129,6 +1128,24 @@
           <w:color w:val="C00000"/>
         </w:rPr>
         <w:t>Délai minimum entre réservation et retrait.</w:t>
+      </w:r>
+    </w:p>
+    <w:p>
+      <w:pPr>
+        <w:pStyle w:val="Normal"/>
+        <w:numPr>
+          <w:ilvl w:val="0"/>
+          <w:numId w:val="12"/>
+        </w:numPr>
+        <w:spacing w:before="0" w:after="200"/>
+        <w:rPr/>
+      </w:pPr>
+      <w:r>
+        <w:rPr>
+          <w:b/>
+          <w:color w:val="C00000"/>
+        </w:rPr>
+        <w:t>Un client peut-il avoir plusieurs locations en cours en même temps (plusieurs sets réservés simultanément), ou une seule location active à la fois par client ?</w:t>
       </w:r>
     </w:p>
     <w:p>

--- a/docs/projet-plateforme-location/questions-recap-a-envoyer.docx
+++ b/docs/projet-plateforme-location/questions-recap-a-envoyer.docx
@@ -1137,7 +1137,6 @@
           <w:ilvl w:val="0"/>
           <w:numId w:val="12"/>
         </w:numPr>
-        <w:spacing w:before="0" w:after="200"/>
         <w:rPr/>
       </w:pPr>
       <w:r>
@@ -1146,6 +1145,24 @@
           <w:color w:val="C00000"/>
         </w:rPr>
         <w:t>Un client peut-il avoir plusieurs locations en cours en même temps (plusieurs sets réservés simultanément), ou une seule location active à la fois par client ?</w:t>
+      </w:r>
+    </w:p>
+    <w:p>
+      <w:pPr>
+        <w:pStyle w:val="Normal"/>
+        <w:numPr>
+          <w:ilvl w:val="0"/>
+          <w:numId w:val="12"/>
+        </w:numPr>
+        <w:spacing w:before="0" w:after="200"/>
+        <w:rPr/>
+      </w:pPr>
+      <w:r>
+        <w:rPr>
+          <w:b/>
+          <w:color w:val="C00000"/>
+        </w:rPr>
+        <w:t>Si un client choisit de payer sur place par TPE au moment de la remise, faut-il quand même enregistrer sa carte en amont pour la pré-autorisation de la caution, ou la caution est-elle prise directement sur place via le TPE ?</w:t>
       </w:r>
     </w:p>
     <w:p>

--- a/docs/projet-plateforme-location/questions-recap-a-envoyer.docx
+++ b/docs/projet-plateforme-location/questions-recap-a-envoyer.docx
@@ -1154,7 +1154,6 @@
           <w:ilvl w:val="0"/>
           <w:numId w:val="12"/>
         </w:numPr>
-        <w:spacing w:before="0" w:after="200"/>
         <w:rPr/>
       </w:pPr>
       <w:r>
@@ -1163,6 +1162,41 @@
           <w:color w:val="C00000"/>
         </w:rPr>
         <w:t>Si un client choisit de payer sur place par TPE au moment de la remise, faut-il quand même enregistrer sa carte en amont pour la pré-autorisation de la caution, ou la caution est-elle prise directement sur place via le TPE ?</w:t>
+      </w:r>
+    </w:p>
+    <w:p>
+      <w:pPr>
+        <w:pStyle w:val="Normal"/>
+        <w:numPr>
+          <w:ilvl w:val="0"/>
+          <w:numId w:val="12"/>
+        </w:numPr>
+        <w:rPr/>
+      </w:pPr>
+      <w:r>
+        <w:rPr>
+          <w:b/>
+          <w:color w:val="C00000"/>
+        </w:rPr>
+        <w:t>Combien de photos souhaitez-vous afficher par set sur sa fiche produit ? Nous proposons 3 à 4 par défaut, sauf préférence contraire de votre part.</w:t>
+      </w:r>
+    </w:p>
+    <w:p>
+      <w:pPr>
+        <w:pStyle w:val="Normal"/>
+        <w:numPr>
+          <w:ilvl w:val="0"/>
+          <w:numId w:val="12"/>
+        </w:numPr>
+        <w:spacing w:before="0" w:after="200"/>
+        <w:rPr/>
+      </w:pPr>
+      <w:r>
+        <w:rPr>
+          <w:b/>
+          <w:color w:val="C00000"/>
+        </w:rPr>
+        <w:t>Souhaitez-vous pouvoir bloquer vous-même des dates à l'avance sur le planning (vacances, indisponibilité générale), indépendamment du statut de chaque set ?</w:t>
       </w:r>
     </w:p>
     <w:p>

--- a/docs/projet-plateforme-location/questions-recap-a-envoyer.docx
+++ b/docs/projet-plateforme-location/questions-recap-a-envoyer.docx
@@ -1188,7 +1188,6 @@
           <w:ilvl w:val="0"/>
           <w:numId w:val="12"/>
         </w:numPr>
-        <w:spacing w:before="0" w:after="200"/>
         <w:rPr/>
       </w:pPr>
       <w:r>
@@ -1197,6 +1196,122 @@
           <w:color w:val="C00000"/>
         </w:rPr>
         <w:t>Souhaitez-vous pouvoir bloquer vous-même des dates à l'avance sur le planning (vacances, indisponibilité générale), indépendamment du statut de chaque set ?</w:t>
+      </w:r>
+    </w:p>
+    <w:p>
+      <w:pPr>
+        <w:pStyle w:val="Normal"/>
+        <w:spacing w:before="200" w:after="80"/>
+        <w:rPr/>
+      </w:pPr>
+      <w:r>
+        <w:rPr>
+          <w:b/>
+        </w:rPr>
+        <w:t>Sur les bons cadeaux (nouvelle demande) :</w:t>
+      </w:r>
+    </w:p>
+    <w:p>
+      <w:pPr>
+        <w:pStyle w:val="Normal"/>
+        <w:numPr>
+          <w:ilvl w:val="0"/>
+          <w:numId w:val="12"/>
+        </w:numPr>
+        <w:rPr/>
+      </w:pPr>
+      <w:r>
+        <w:rPr>
+          <w:b/>
+          <w:color w:val="C00000"/>
+        </w:rPr>
+        <w:t>Un bon cadeau doit-il correspondre exactement à une des 4 durées (ex. bon de 15 € utilisable uniquement pour une location de 7 jours), ou est-ce un crédit de X € utilisable pour compléter le paiement d'une location plus chère avec un autre moyen de paiement pour la différence ?</w:t>
+      </w:r>
+    </w:p>
+    <w:p>
+      <w:pPr>
+        <w:pStyle w:val="Normal"/>
+        <w:numPr>
+          <w:ilvl w:val="0"/>
+          <w:numId w:val="12"/>
+        </w:numPr>
+        <w:rPr/>
+      </w:pPr>
+      <w:r>
+        <w:rPr>
+          <w:b/>
+          <w:color w:val="C00000"/>
+        </w:rPr>
+        <w:t>Si le montant du bon dépasse le prix de la location choisie, le solde restant est-il conservé pour une prochaine location, ou perdu ?</w:t>
+      </w:r>
+    </w:p>
+    <w:p>
+      <w:pPr>
+        <w:pStyle w:val="Normal"/>
+        <w:numPr>
+          <w:ilvl w:val="0"/>
+          <w:numId w:val="12"/>
+        </w:numPr>
+        <w:rPr/>
+      </w:pPr>
+      <w:r>
+        <w:rPr>
+          <w:b/>
+          <w:color w:val="C00000"/>
+        </w:rPr>
+        <w:t>Un bon cadeau est-il nominatif (lié à un compte client), ou utilisable par toute personne détenant le code, comme un bon cadeau classique ?</w:t>
+      </w:r>
+    </w:p>
+    <w:p>
+      <w:pPr>
+        <w:pStyle w:val="Normal"/>
+        <w:numPr>
+          <w:ilvl w:val="0"/>
+          <w:numId w:val="12"/>
+        </w:numPr>
+        <w:rPr/>
+      </w:pPr>
+      <w:r>
+        <w:rPr>
+          <w:b/>
+          <w:color w:val="C00000"/>
+        </w:rPr>
+        <w:t>Quelle durée de validité souhaitez-vous pour un bon cadeau ? (la loi impose un minimum d'1 an pour les bons d'achat non alimentaires)</w:t>
+      </w:r>
+    </w:p>
+    <w:p>
+      <w:pPr>
+        <w:pStyle w:val="Normal"/>
+        <w:numPr>
+          <w:ilvl w:val="0"/>
+          <w:numId w:val="12"/>
+        </w:numPr>
+        <w:rPr/>
+      </w:pPr>
+      <w:r>
+        <w:rPr>
+          <w:b/>
+          <w:color w:val="C00000"/>
+        </w:rPr>
+        <w:t>Un bon cadeau acheté et non utilisé peut-il être remboursé ou annulé par le client ?</w:t>
+      </w:r>
+    </w:p>
+    <w:p>
+      <w:pPr>
+        <w:pStyle w:val="Normal"/>
+        <w:numPr>
+          <w:ilvl w:val="0"/>
+          <w:numId w:val="12"/>
+        </w:numPr>
+        <w:spacing w:before="0" w:after="200"/>
+        <w:rPr/>
+      </w:pPr>
+      <w:r>
+        <w:rPr>
+          <w:b/>
+          <w:color w:val="C00000"/>
+        </w:rPr>
+        <w:t>Pourrait-on utiliser ce même système de bons pour émettre, gratuitement de votre côté, un avoir à un client lésé par un retard de retour d'un précédent locataire (cf. point plus haut) ?</w:t>
       </w:r>
     </w:p>
     <w:p>
